--- a/public/reports/Claude_AISA_Report_EN.docx
+++ b/public/reports/Claude_AISA_Report_EN.docx
@@ -10,12 +10,12 @@
     <w:p/>
     <w:p>
       <w:r>
-        <w:t>- Generated at: 2026-04-23T05:33:11.611Z</w:t>
-      </w:r>
-    </w:p>
-    <w:p>
-      <w:r>
-        <w:t>- Dataset date: April 23, 2026</w:t>
+        <w:t>- Generated at: 2026-04-24T11:04:43.089Z</w:t>
+      </w:r>
+    </w:p>
+    <w:p>
+      <w:r>
+        <w:t>- Dataset date: April 24, 2026</w:t>
       </w:r>
     </w:p>
     <w:p/>

--- a/public/reports/Claude_AISA_Report_EN.docx
+++ b/public/reports/Claude_AISA_Report_EN.docx
@@ -10,12 +10,12 @@
     <w:p/>
     <w:p>
       <w:r>
-        <w:t>- Generated at: 2026-04-24T11:04:43.089Z</w:t>
-      </w:r>
-    </w:p>
-    <w:p>
-      <w:r>
-        <w:t>- Dataset date: April 24, 2026</w:t>
+        <w:t>- Generated at: 2026-04-25T04:44:29.267Z</w:t>
+      </w:r>
+    </w:p>
+    <w:p>
+      <w:r>
+        <w:t>- Dataset date: April 25, 2026</w:t>
       </w:r>
     </w:p>
     <w:p/>
@@ -212,42 +212,42 @@
     </w:p>
     <w:p>
       <w:r>
-        <w:t>| 1 | Claude Marketplaces | orchestra-research-ai-research-skills | Search &amp; Research | 96.8 |</w:t>
-      </w:r>
-    </w:p>
-    <w:p>
-      <w:r>
-        <w:t>| 2 | Claude Marketplaces | f-prompts.chat | Developer | 96.5 |</w:t>
-      </w:r>
-    </w:p>
-    <w:p>
-      <w:r>
-        <w:t>| 3 | Claude Marketplaces | nextlevelbuilder-ui-ux-pro-max-skill | Developer | 96.5 |</w:t>
-      </w:r>
-    </w:p>
-    <w:p>
-      <w:r>
-        <w:t>| 4 | Claude Marketplaces | yamadashy-repomix | Developer | 96.5 |</w:t>
-      </w:r>
-    </w:p>
-    <w:p>
-      <w:r>
-        <w:t>| 5 | Claude Marketplaces | dailydotdev-daily | Developer | 96.5 |</w:t>
-      </w:r>
-    </w:p>
-    <w:p>
-      <w:r>
-        <w:t>| 6 | Claude Marketplaces | anthropics-knowledge-work-plugins | Developer | 96.5 |</w:t>
-      </w:r>
-    </w:p>
-    <w:p>
-      <w:r>
-        <w:t>| 7 | Claude Marketplaces | backnotprop-plannotator | Developer | 96.5 |</w:t>
-      </w:r>
-    </w:p>
-    <w:p>
-      <w:r>
-        <w:t>| 8 | Claude Marketplaces | jasonxudeveloper-jengine | Developer | 96.5 |</w:t>
+        <w:t>| 1 | Claude Marketplaces | k-dense-ai-claude-scientific-skills | Search &amp; Research | 96.8 |</w:t>
+      </w:r>
+    </w:p>
+    <w:p>
+      <w:r>
+        <w:t>| 2 | Claude Marketplaces | orchestra-research-ai-research-skills | Search &amp; Research | 96.8 |</w:t>
+      </w:r>
+    </w:p>
+    <w:p>
+      <w:r>
+        <w:t>| 3 | Claude Marketplaces | exa-labs-exa-mcp-server | Search &amp; Research | 96.8 |</w:t>
+      </w:r>
+    </w:p>
+    <w:p>
+      <w:r>
+        <w:t>| 4 | Claude Marketplaces | ryandonofrio3-osgrep | Search &amp; Research | 96.8 |</w:t>
+      </w:r>
+    </w:p>
+    <w:p>
+      <w:r>
+        <w:t>| 5 | Claude Marketplaces | ast-grep-agent-skill | Search &amp; Research | 96.8 |</w:t>
+      </w:r>
+    </w:p>
+    <w:p>
+      <w:r>
+        <w:t>| 6 | Claude Marketplaces | 23blocks-os-ai-maestro | Search &amp; Research | 96.8 |</w:t>
+      </w:r>
+    </w:p>
+    <w:p>
+      <w:r>
+        <w:t>| 7 | Claude Marketplaces | f-prompts.chat | Developer | 96.5 |</w:t>
+      </w:r>
+    </w:p>
+    <w:p>
+      <w:r>
+        <w:t>| 8 | Claude Marketplaces | anthropics-skills | Developer | 96.5 |</w:t>
       </w:r>
     </w:p>
     <w:p>

--- a/public/reports/Claude_AISA_Report_EN.docx
+++ b/public/reports/Claude_AISA_Report_EN.docx
@@ -10,7 +10,7 @@
     <w:p/>
     <w:p>
       <w:r>
-        <w:t>- Generated at: 2026-04-25T04:44:29.267Z</w:t>
+        <w:t>- Generated at: 2026-04-25T14:50:26.679Z</w:t>
       </w:r>
     </w:p>
     <w:p>

--- a/public/reports/Claude_AISA_Report_EN.docx
+++ b/public/reports/Claude_AISA_Report_EN.docx
@@ -10,12 +10,12 @@
     <w:p/>
     <w:p>
       <w:r>
-        <w:t>- Generated at: 2026-04-25T14:50:26.679Z</w:t>
-      </w:r>
-    </w:p>
-    <w:p>
-      <w:r>
-        <w:t>- Dataset date: April 25, 2026</w:t>
+        <w:t>- Generated at: 2026-04-26T04:22:48.821Z</w:t>
+      </w:r>
+    </w:p>
+    <w:p>
+      <w:r>
+        <w:t>- Dataset date: April 26, 2026</w:t>
       </w:r>
     </w:p>
     <w:p/>
